--- a/Volume 1/Chapter 09 - Memory Management/SPA_Vol1_Ch9_Lesson9_9_Memory_Leaks.docx
+++ b/Volume 1/Chapter 09 - Memory Management/SPA_Vol1_Ch9_Lesson9_9_Memory_Leaks.docx
@@ -747,6 +747,7 @@
         <w:pStyle w:val="CommandBlock"/>
       </w:pPr>
       <w:r>
+        <w:lastRenderedPageBreak/>
         <w:t xml:space="preserve">  python/basic_leaks.py</w:t>
       </w:r>
     </w:p>
@@ -1548,7 +1549,7 @@
         <w:keepNext/>
       </w:pPr>
       <w:r>
-        <w:t>// fputs, and stdlib.h for malloc and free.</w:t>
+        <w:t>// fputs (writes text as is), and stdlib.h for malloc and free.</w:t>
       </w:r>
     </w:p>
     <w:p>
@@ -3007,6 +3008,46 @@
         <w:pStyle w:val="SourceCode"/>
       </w:pPr>
       <w:r>
+        <w:t xml:space="preserve">            // Out of memory: free the records already made before giving</w:t>
+      </w:r>
+    </w:p>
+    <w:p>
+      <w:pPr>
+        <w:pStyle w:val="SourceCode"/>
+      </w:pPr>
+      <w:r>
+        <w:t xml:space="preserve">            // up, or this error path would leak them.</w:t>
+      </w:r>
+    </w:p>
+    <w:p>
+      <w:pPr>
+        <w:pStyle w:val="SourceCode"/>
+      </w:pPr>
+      <w:r>
+        <w:t xml:space="preserve">            for (int index = 0; index &lt; handled_count; index++) {</w:t>
+      </w:r>
+    </w:p>
+    <w:p>
+      <w:pPr>
+        <w:pStyle w:val="SourceCode"/>
+      </w:pPr>
+      <w:r>
+        <w:t xml:space="preserve">                release_record(all_records[index]);</w:t>
+      </w:r>
+    </w:p>
+    <w:p>
+      <w:pPr>
+        <w:pStyle w:val="SourceCode"/>
+      </w:pPr>
+      <w:r>
+        <w:t xml:space="preserve">            }</w:t>
+      </w:r>
+    </w:p>
+    <w:p>
+      <w:pPr>
+        <w:pStyle w:val="SourceCode"/>
+      </w:pPr>
+      <w:r>
         <w:t xml:space="preserve">            return 0;</w:t>
       </w:r>
     </w:p>
@@ -3172,6 +3213,46 @@
         <w:pStyle w:val="SourceCode"/>
       </w:pPr>
       <w:r>
+        <w:t xml:space="preserve">            // Out of memory: release the records the history still holds</w:t>
+      </w:r>
+    </w:p>
+    <w:p>
+      <w:pPr>
+        <w:pStyle w:val="SourceCode"/>
+      </w:pPr>
+      <w:r>
+        <w:t xml:space="preserve">            // before giving up, or this error path would leak them.</w:t>
+      </w:r>
+    </w:p>
+    <w:p>
+      <w:pPr>
+        <w:pStyle w:val="SourceCode"/>
+      </w:pPr>
+      <w:r>
+        <w:t xml:space="preserve">            for (int slot = 0; slot &lt; HISTORY_LIMIT; slot++) {</w:t>
+      </w:r>
+    </w:p>
+    <w:p>
+      <w:pPr>
+        <w:pStyle w:val="SourceCode"/>
+      </w:pPr>
+      <w:r>
+        <w:t xml:space="preserve">                release_record(history[slot]);</w:t>
+      </w:r>
+    </w:p>
+    <w:p>
+      <w:pPr>
+        <w:pStyle w:val="SourceCode"/>
+      </w:pPr>
+      <w:r>
+        <w:t xml:space="preserve">            }</w:t>
+      </w:r>
+    </w:p>
+    <w:p>
+      <w:pPr>
+        <w:pStyle w:val="SourceCode"/>
+      </w:pPr>
+      <w:r>
         <w:t xml:space="preserve">            return 0;</w:t>
       </w:r>
     </w:p>
@@ -4302,23 +4383,23 @@
         <w:pStyle w:val="SourceCode"/>
       </w:pPr>
       <w:r>
-        <w:t>// Remember, unique_ptr owns alone: it deletes the record when its own life</w:t>
-      </w:r>
-    </w:p>
-    <w:p>
-      <w:pPr>
-        <w:pStyle w:val="SourceCode"/>
-      </w:pPr>
-      <w:r>
-        <w:t>// ends, so this program never writes delete. make_unique throws</w:t>
-      </w:r>
-    </w:p>
-    <w:p>
-      <w:pPr>
-        <w:pStyle w:val="SourceCode"/>
-      </w:pPr>
-      <w:r>
-        <w:t>// std::bad_alloc when there is no memory.</w:t>
+        <w:t>// Remember, unique_ptr owns alone, so this program never writes delete;</w:t>
+      </w:r>
+    </w:p>
+    <w:p>
+      <w:pPr>
+        <w:pStyle w:val="SourceCode"/>
+      </w:pPr>
+      <w:r>
+        <w:t>// (requestId, "web-01") fills the fields in order (C++20). make_unique</w:t>
+      </w:r>
+    </w:p>
+    <w:p>
+      <w:pPr>
+        <w:pStyle w:val="SourceCode"/>
+      </w:pPr>
+      <w:r>
+        <w:t>// throws std::bad_alloc when there is no memory.</w:t>
       </w:r>
     </w:p>
     <w:p>
@@ -8817,7 +8898,7 @@
         <w:keepNext/>
       </w:pPr>
       <w:r>
-        <w:t>// Remember, import brings in ready-made packages: fmt prints text.</w:t>
+        <w:t>// Remember, package main makes a program, and import brings in fmt to print.</w:t>
       </w:r>
     </w:p>
     <w:p>
@@ -12002,31 +12083,31 @@
         <w:pStyle w:val="SourceCode"/>
       </w:pPr>
       <w:r>
-        <w:t># a function defined inside this one, and it uses record. Remember, a</w:t>
-      </w:r>
-    </w:p>
-    <w:p>
-      <w:pPr>
-        <w:pStyle w:val="SourceCode"/>
-      </w:pPr>
-      <w:r>
-        <w:t># closure keeps every object it captured reachable: the function keeps the</w:t>
-      </w:r>
-    </w:p>
-    <w:p>
-      <w:pPr>
-        <w:pStyle w:val="SourceCode"/>
-      </w:pPr>
-      <w:r>
-        <w:t># record, and the server's list keeps the function, so every record stays</w:t>
-      </w:r>
-    </w:p>
-    <w:p>
-      <w:pPr>
-        <w:pStyle w:val="SourceCode"/>
-      </w:pPr>
-      <w:r>
-        <w:t># alive as long as the server does. Returns the handled request's id.</w:t>
+        <w:t># defined inside this function, so every call makes a new function object,</w:t>
+      </w:r>
+    </w:p>
+    <w:p>
+      <w:pPr>
+        <w:pStyle w:val="SourceCode"/>
+      </w:pPr>
+      <w:r>
+        <w:t># and it uses record. Remember, a closure keeps every object it captured</w:t>
+      </w:r>
+    </w:p>
+    <w:p>
+      <w:pPr>
+        <w:pStyle w:val="SourceCode"/>
+      </w:pPr>
+      <w:r>
+        <w:t># reachable: the function keeps the record, and the server's list keeps</w:t>
+      </w:r>
+    </w:p>
+    <w:p>
+      <w:pPr>
+        <w:pStyle w:val="SourceCode"/>
+      </w:pPr>
+      <w:r>
+        <w:t># the function, so every record lives as long as the server. Returns the id.</w:t>
       </w:r>
     </w:p>
     <w:p>
@@ -12938,47 +13019,47 @@
         <w:pStyle w:val="SourceCode"/>
       </w:pPr>
       <w:r>
-        <w:t>// Keeps one record in the bounded history: an array of HISTORY_LIMIT</w:t>
-      </w:r>
-    </w:p>
-    <w:p>
-      <w:pPr>
-        <w:pStyle w:val="SourceCode"/>
-      </w:pPr>
-      <w:r>
-        <w:t>// slots used as a ring. The slot is the id's remainder after dividing by</w:t>
-      </w:r>
-    </w:p>
-    <w:p>
-      <w:pPr>
-        <w:pStyle w:val="SourceCode"/>
-      </w:pPr>
-      <w:r>
-        <w:t>// HISTORY_LIMIT, so request 1 goes in slot 1, request 10 in slot 0, and</w:t>
-      </w:r>
-    </w:p>
-    <w:p>
-      <w:pPr>
-        <w:pStyle w:val="SourceCode"/>
-      </w:pPr>
-      <w:r>
-        <w:t>// request 11 in slot 1 again. Storing the new reference replaces the</w:t>
-      </w:r>
-    </w:p>
-    <w:p>
-      <w:pPr>
-        <w:pStyle w:val="SourceCode"/>
-      </w:pPr>
-      <w:r>
-        <w:t>// slot's old one, so the oldest record loses its last reference. The</w:t>
-      </w:r>
-    </w:p>
-    <w:p>
-      <w:pPr>
-        <w:pStyle w:val="SourceCode"/>
-      </w:pPr>
-      <w:r>
-        <w:t>// array passed in is main's own array, so the change is main's too.</w:t>
+        <w:t>// Keeps one record in the bounded history, main's own array of</w:t>
+      </w:r>
+    </w:p>
+    <w:p>
+      <w:pPr>
+        <w:pStyle w:val="SourceCode"/>
+      </w:pPr>
+      <w:r>
+        <w:t>// HISTORY_LIMIT slots used as a ring, so the change is main's too. The</w:t>
+      </w:r>
+    </w:p>
+    <w:p>
+      <w:pPr>
+        <w:pStyle w:val="SourceCode"/>
+      </w:pPr>
+      <w:r>
+        <w:t>// slot is the id's remainder after dividing by HISTORY_LIMIT: request 1</w:t>
+      </w:r>
+    </w:p>
+    <w:p>
+      <w:pPr>
+        <w:pStyle w:val="SourceCode"/>
+      </w:pPr>
+      <w:r>
+        <w:t>// goes in slot 1, request 10 in slot 0, request 11 in slot 1 again. The</w:t>
+      </w:r>
+    </w:p>
+    <w:p>
+      <w:pPr>
+        <w:pStyle w:val="SourceCode"/>
+      </w:pPr>
+      <w:r>
+        <w:t>// new reference replaces the oldest one, which loses its last reference.</w:t>
+      </w:r>
+    </w:p>
+    <w:p>
+      <w:pPr>
+        <w:pStyle w:val="SourceCode"/>
+      </w:pPr>
+      <w:r>
+        <w:t>// (RequestRecord | null)[]: the parentheses make each item a record or null.</w:t>
       </w:r>
     </w:p>
     <w:p>
@@ -16162,31 +16243,31 @@
       </w:rPr>
     </w:lvl>
   </w:abstractNum>
-  <w:num w:numId="1" w16cid:durableId="1365867701">
+  <w:num w:numId="1" w16cid:durableId="252249884">
     <w:abstractNumId w:val="8"/>
   </w:num>
-  <w:num w:numId="2" w16cid:durableId="737167121">
+  <w:num w:numId="2" w16cid:durableId="1525289683">
     <w:abstractNumId w:val="6"/>
   </w:num>
-  <w:num w:numId="3" w16cid:durableId="861361248">
+  <w:num w:numId="3" w16cid:durableId="1605461683">
     <w:abstractNumId w:val="5"/>
   </w:num>
-  <w:num w:numId="4" w16cid:durableId="1177619712">
+  <w:num w:numId="4" w16cid:durableId="1219897711">
     <w:abstractNumId w:val="4"/>
   </w:num>
-  <w:num w:numId="5" w16cid:durableId="1481119608">
+  <w:num w:numId="5" w16cid:durableId="1030566582">
     <w:abstractNumId w:val="7"/>
   </w:num>
-  <w:num w:numId="6" w16cid:durableId="76556904">
+  <w:num w:numId="6" w16cid:durableId="1166557947">
     <w:abstractNumId w:val="3"/>
   </w:num>
-  <w:num w:numId="7" w16cid:durableId="487523894">
+  <w:num w:numId="7" w16cid:durableId="1868516339">
     <w:abstractNumId w:val="2"/>
   </w:num>
-  <w:num w:numId="8" w16cid:durableId="1538812063">
+  <w:num w:numId="8" w16cid:durableId="1788161660">
     <w:abstractNumId w:val="1"/>
   </w:num>
-  <w:num w:numId="9" w16cid:durableId="1739085928">
+  <w:num w:numId="9" w16cid:durableId="500051653">
     <w:abstractNumId w:val="0"/>
   </w:num>
 </w:numbering>
